--- a/原创（书下、征集）曲/MMJ/Polar Star.docx
+++ b/原创（书下、征集）曲/MMJ/Polar Star.docx
@@ -26,13 +26,13 @@
         <w:jc w:val="center"/>
         <w:textAlignment w:val="baseline"/>
         <w:rPr>
-          <w:rFonts w:hint="eastAsia" w:ascii="MS Mincho" w:hAnsi="MS Mincho" w:eastAsia="MS Mincho" w:cs="MS Mincho"/>
+          <w:rFonts w:hint="eastAsia" w:ascii="Times New Roman" w:hAnsi="Times New Roman" w:eastAsia="MS Mincho" w:cs="Times New Roman"/>
           <w:i w:val="0"/>
           <w:iCs w:val="0"/>
           <w:color w:val="auto"/>
           <w:kern w:val="0"/>
-          <w:sz w:val="21"/>
-          <w:szCs w:val="21"/>
+          <w:sz w:val="32"/>
+          <w:szCs w:val="32"/>
           <w:shd w:val="clear" w:color="auto" w:fill="auto"/>
           <w:lang w:val="en-US" w:eastAsia="ja-JP" w:bidi="ar"/>
         </w:rPr>
@@ -373,6 +373,108 @@
         </w:rPr>
         <w:t xml:space="preserve"> </w:t>
       </w:r>
+    </w:p>
+    <w:p>
+      <w:pPr>
+        <w:keepNext w:val="0"/>
+        <w:keepLines w:val="0"/>
+        <w:pageBreakBefore w:val="0"/>
+        <w:widowControl/>
+        <w:suppressLineNumbers w:val="0"/>
+        <w:tabs>
+          <w:tab w:val="left" w:pos="6983"/>
+        </w:tabs>
+        <w:kinsoku/>
+        <w:wordWrap/>
+        <w:overflowPunct/>
+        <w:topLinePunct w:val="0"/>
+        <w:autoSpaceDE/>
+        <w:autoSpaceDN/>
+        <w:bidi w:val="0"/>
+        <w:adjustRightInd/>
+        <w:snapToGrid/>
+        <w:spacing w:line="360" w:lineRule="auto"/>
+        <w:ind w:left="0" w:leftChars="0" w:right="0" w:rightChars="0" w:firstLine="0" w:firstLineChars="0"/>
+        <w:jc w:val="center"/>
+        <w:textAlignment w:val="baseline"/>
+        <w:rPr>
+          <w:rFonts w:hint="eastAsia" w:ascii="Times New Roman" w:hAnsi="Times New Roman" w:eastAsia="MS Mincho" w:cs="Times New Roman"/>
+          <w:i w:val="0"/>
+          <w:iCs w:val="0"/>
+          <w:color w:val="auto"/>
+          <w:kern w:val="0"/>
+          <w:sz w:val="32"/>
+          <w:szCs w:val="32"/>
+          <w:shd w:val="clear" w:color="auto" w:fill="auto"/>
+          <w:lang w:val="en-US" w:eastAsia="ja-JP" w:bidi="ar"/>
+        </w:rPr>
+      </w:pPr>
+      <w:bookmarkStart w:id="0" w:name="_GoBack"/>
+      <w:r>
+        <w:rPr>
+          <w:rFonts w:hint="eastAsia" w:ascii="宋体" w:hAnsi="宋体" w:eastAsia="宋体" w:cs="宋体"/>
+          <w:i w:val="0"/>
+          <w:iCs w:val="0"/>
+          <w:color w:val="auto"/>
+          <w:kern w:val="0"/>
+          <w:sz w:val="24"/>
+          <w:szCs w:val="24"/>
+          <w:shd w:val="clear" w:color="auto" w:fill="auto"/>
+          <w:lang w:val="en-US" w:eastAsia="ja-JP" w:bidi="ar"/>
+        </w:rPr>
+        <w:t>北极星</w:t>
+      </w:r>
+    </w:p>
+    <w:p>
+      <w:pPr>
+        <w:keepNext w:val="0"/>
+        <w:keepLines w:val="0"/>
+        <w:pageBreakBefore w:val="0"/>
+        <w:widowControl/>
+        <w:suppressLineNumbers w:val="0"/>
+        <w:tabs>
+          <w:tab w:val="left" w:pos="6983"/>
+        </w:tabs>
+        <w:kinsoku/>
+        <w:wordWrap/>
+        <w:overflowPunct/>
+        <w:topLinePunct w:val="0"/>
+        <w:autoSpaceDE/>
+        <w:autoSpaceDN/>
+        <w:bidi w:val="0"/>
+        <w:adjustRightInd/>
+        <w:snapToGrid/>
+        <w:spacing w:line="360" w:lineRule="auto"/>
+        <w:ind w:left="0" w:leftChars="0" w:right="0" w:rightChars="0" w:firstLine="0" w:firstLineChars="0"/>
+        <w:jc w:val="right"/>
+        <w:textAlignment w:val="baseline"/>
+        <w:rPr>
+          <w:rFonts w:hint="eastAsia" w:ascii="Times New Roman" w:hAnsi="Times New Roman" w:eastAsia="MS Mincho" w:cs="Times New Roman"/>
+          <w:i w:val="0"/>
+          <w:iCs w:val="0"/>
+          <w:color w:val="auto"/>
+          <w:kern w:val="0"/>
+          <w:sz w:val="32"/>
+          <w:szCs w:val="32"/>
+          <w:shd w:val="clear" w:color="auto" w:fill="auto"/>
+          <w:lang w:val="en-US" w:eastAsia="ja-JP" w:bidi="ar"/>
+        </w:rPr>
+      </w:pPr>
+      <w:r>
+        <w:rPr>
+          <w:rFonts w:hint="eastAsia" w:ascii="Times New Roman" w:hAnsi="Times New Roman" w:eastAsia="MS Mincho" w:cs="Times New Roman"/>
+          <w:i w:val="0"/>
+          <w:iCs w:val="0"/>
+          <w:color w:val="auto"/>
+          <w:kern w:val="0"/>
+          <w:sz w:val="18"/>
+          <w:szCs w:val="18"/>
+          <w:shd w:val="clear" w:color="auto" w:fill="auto"/>
+          <w:lang w:val="en-US" w:eastAsia="ja-JP" w:bidi="ar"/>
+        </w:rPr>
+        <w:t>烏屋茶房</w:t>
+      </w:r>
+      <w:bookmarkEnd w:id="0"/>
     </w:p>
     <w:p>
       <w:pPr>
@@ -406,7 +508,6 @@
           <w:lang w:val="en-US" w:eastAsia="zh-CN" w:bidi="ar"/>
         </w:rPr>
       </w:pPr>
-      <w:bookmarkStart w:id="0" w:name="_GoBack"/>
       <w:r>
         <w:rPr>
           <w:rFonts w:hint="eastAsia" w:ascii="MS Mincho" w:hAnsi="MS Mincho" w:eastAsia="MS Mincho" w:cs="MS Mincho"/>
@@ -20201,7 +20302,6 @@
         <w:t>让这光芒闪烁不休</w:t>
       </w:r>
     </w:p>
-    <w:bookmarkEnd w:id="0"/>
     <w:sectPr>
       <w:pgSz w:w="16838" w:h="11906" w:orient="landscape"/>
       <w:pgMar w:top="1800" w:right="1440" w:bottom="1800" w:left="1440" w:header="851" w:footer="992" w:gutter="0"/>
